--- a/S02_Lab1_ViewModels_Instructions.docx
+++ b/S02_Lab1_ViewModels_Instructions.docx
@@ -6798,7 +6798,7 @@
       <w:hyperlink r:id="rId13" w:history="1">
         <w:r>
           <w:rPr>
-            <w:rStyle w:val="Lienhypertexte"/>
+            <w:rStyle w:val="Hyperlien"/>
           </w:rPr>
           <w:t>https://localhost:NNNN/zombie/create</w:t>
         </w:r>
@@ -15996,6 +15996,9 @@
         <w:ind w:left="708"/>
       </w:pPr>
       <w:r>
+        <w:rPr>
+          <w:noProof/>
+        </w:rPr>
         <w:drawing>
           <wp:inline distT="0" distB="0" distL="0" distR="0" wp14:anchorId="03D68B17" wp14:editId="01B54A9F">
             <wp:extent cx="6404610" cy="2320290"/>
@@ -16111,6 +16114,9 @@
         </w:numPr>
       </w:pPr>
       <w:r>
+        <w:rPr>
+          <w:noProof/>
+        </w:rPr>
         <w:lastRenderedPageBreak/>
         <w:drawing>
           <wp:inline distT="0" distB="0" distL="0" distR="0" wp14:anchorId="3EFBBBBB" wp14:editId="2FE5C0DD">
@@ -18931,6 +18937,9 @@
       </w:r>
       <w:r>
         <w:t>vous devriez avoir ceci :</w:t>
+      </w:r>
+      <w:r>
+        <w:t xml:space="preserve"> JE SUIS ICI</w:t>
       </w:r>
     </w:p>
     <w:p>
@@ -38206,7 +38215,7 @@
       <w:szCs w:val="21"/>
     </w:rPr>
   </w:style>
-  <w:style w:type="character" w:styleId="Lienhypertexte">
+  <w:style w:type="character" w:styleId="Hyperlien">
     <w:name w:val="Hyperlink"/>
     <w:basedOn w:val="Policepardfaut"/>
     <w:uiPriority w:val="99"/>
@@ -38326,7 +38335,7 @@
       </w:tblBorders>
     </w:tblPr>
   </w:style>
-  <w:style w:type="character" w:styleId="Lienhypertextesuivivisit">
+  <w:style w:type="character" w:styleId="Lienvisit">
     <w:name w:val="FollowedHyperlink"/>
     <w:basedOn w:val="Policepardfaut"/>
     <w:uiPriority w:val="99"/>
@@ -38652,10 +38661,6 @@
 </file>
 
 <file path=customXml/item1.xml><?xml version="1.0" encoding="utf-8"?>
-<b:Sources xmlns:b="http://schemas.openxmlformats.org/officeDocument/2006/bibliography" xmlns="http://schemas.openxmlformats.org/officeDocument/2006/bibliography" SelectedStyle="\APASixthEditionOfficeOnline.xsl" StyleName="APA" Version="6"/>
-</file>
-
-<file path=customXml/item2.xml><?xml version="1.0" encoding="utf-8"?>
 <ct:contentTypeSchema xmlns:ct="http://schemas.microsoft.com/office/2006/metadata/contentType" xmlns:ma="http://schemas.microsoft.com/office/2006/metadata/properties/metaAttributes" ct:_="" ma:_="" ma:contentTypeName="Document" ma:contentTypeID="0x010100354AEAE9FD62D747A26A546E5B1B5735" ma:contentTypeVersion="7" ma:contentTypeDescription="Crée un document." ma:contentTypeScope="" ma:versionID="43b763fe9aa20b7a2976a5e019d82dbf">
   <xsd:schema xmlns:xsd="http://www.w3.org/2001/XMLSchema" xmlns:xs="http://www.w3.org/2001/XMLSchema" xmlns:p="http://schemas.microsoft.com/office/2006/metadata/properties" xmlns:ns2="071933db-0376-4694-9786-b56cb37c4ec2" targetNamespace="http://schemas.microsoft.com/office/2006/metadata/properties" ma:root="true" ma:fieldsID="d5c90ae6c1ec6ed317c9f5feddaf7a33" ns2:_="">
     <xsd:import namespace="071933db-0376-4694-9786-b56cb37c4ec2"/>
@@ -38819,7 +38824,17 @@
 </ct:contentTypeSchema>
 </file>
 
+<file path=customXml/item2.xml><?xml version="1.0" encoding="utf-8"?>
+<b:Sources xmlns:b="http://schemas.openxmlformats.org/officeDocument/2006/bibliography" xmlns="http://schemas.openxmlformats.org/officeDocument/2006/bibliography" SelectedStyle="\APASixthEditionOfficeOnline.xsl" StyleName="APA" Version="6"/>
+</file>
+
 <file path=customXml/item3.xml><?xml version="1.0" encoding="utf-8"?>
+<p:properties xmlns:p="http://schemas.microsoft.com/office/2006/metadata/properties" xmlns:xsi="http://www.w3.org/2001/XMLSchema-instance" xmlns:pc="http://schemas.microsoft.com/office/infopath/2007/PartnerControls">
+  <documentManagement/>
+</p:properties>
+</file>
+
+<file path=customXml/item4.xml><?xml version="1.0" encoding="utf-8"?>
 <?mso-contentType ?>
 <FormTemplates xmlns="http://schemas.microsoft.com/sharepoint/v3/contenttype/forms">
   <Display>DocumentLibraryForm</Display>
@@ -38828,21 +38843,7 @@
 </FormTemplates>
 </file>
 
-<file path=customXml/item4.xml><?xml version="1.0" encoding="utf-8"?>
-<p:properties xmlns:p="http://schemas.microsoft.com/office/2006/metadata/properties" xmlns:xsi="http://www.w3.org/2001/XMLSchema-instance" xmlns:pc="http://schemas.microsoft.com/office/infopath/2007/PartnerControls">
-  <documentManagement/>
-</p:properties>
-</file>
-
 <file path=customXml/itemProps1.xml><?xml version="1.0" encoding="utf-8"?>
-<ds:datastoreItem xmlns:ds="http://schemas.openxmlformats.org/officeDocument/2006/customXml" ds:itemID="{BA5DC8B6-1F73-4844-8DA8-B484D55D7FC3}">
-  <ds:schemaRefs>
-    <ds:schemaRef ds:uri="http://schemas.openxmlformats.org/officeDocument/2006/bibliography"/>
-  </ds:schemaRefs>
-</ds:datastoreItem>
-</file>
-
-<file path=customXml/itemProps2.xml><?xml version="1.0" encoding="utf-8"?>
 <ds:datastoreItem xmlns:ds="http://schemas.openxmlformats.org/officeDocument/2006/customXml" ds:itemID="{5C3A06EC-DC03-4D65-AA15-C6B9D68C1ED0}">
   <ds:schemaRefs>
     <ds:schemaRef ds:uri="http://schemas.microsoft.com/office/2006/metadata/contentType"/>
@@ -38860,19 +38861,27 @@
 </ds:datastoreItem>
 </file>
 
-<file path=customXml/itemProps3.xml><?xml version="1.0" encoding="utf-8"?>
-<ds:datastoreItem xmlns:ds="http://schemas.openxmlformats.org/officeDocument/2006/customXml" ds:itemID="{F6194C16-5FE5-4670-BEC8-3D6DD9380312}">
+<file path=customXml/itemProps2.xml><?xml version="1.0" encoding="utf-8"?>
+<ds:datastoreItem xmlns:ds="http://schemas.openxmlformats.org/officeDocument/2006/customXml" ds:itemID="{BA5DC8B6-1F73-4844-8DA8-B484D55D7FC3}">
   <ds:schemaRefs>
-    <ds:schemaRef ds:uri="http://schemas.microsoft.com/sharepoint/v3/contenttype/forms"/>
+    <ds:schemaRef ds:uri="http://schemas.openxmlformats.org/officeDocument/2006/bibliography"/>
   </ds:schemaRefs>
 </ds:datastoreItem>
 </file>
 
-<file path=customXml/itemProps4.xml><?xml version="1.0" encoding="utf-8"?>
+<file path=customXml/itemProps3.xml><?xml version="1.0" encoding="utf-8"?>
 <ds:datastoreItem xmlns:ds="http://schemas.openxmlformats.org/officeDocument/2006/customXml" ds:itemID="{2C36E056-BA2C-4A1F-9580-242C9B36FE70}">
   <ds:schemaRefs>
     <ds:schemaRef ds:uri="http://schemas.microsoft.com/office/2006/metadata/properties"/>
     <ds:schemaRef ds:uri="http://schemas.microsoft.com/office/infopath/2007/PartnerControls"/>
   </ds:schemaRefs>
 </ds:datastoreItem>
+</file>
+
+<file path=customXml/itemProps4.xml><?xml version="1.0" encoding="utf-8"?>
+<ds:datastoreItem xmlns:ds="http://schemas.openxmlformats.org/officeDocument/2006/customXml" ds:itemID="{F6194C16-5FE5-4670-BEC8-3D6DD9380312}">
+  <ds:schemaRefs>
+    <ds:schemaRef ds:uri="http://schemas.microsoft.com/sharepoint/v3/contenttype/forms"/>
+  </ds:schemaRefs>
+</ds:datastoreItem>
 </file>
--- a/S02_Lab1_ViewModels_Instructions.docx
+++ b/S02_Lab1_ViewModels_Instructions.docx
@@ -7280,6 +7280,7 @@
           <w:color w:val="000000"/>
           <w:sz w:val="19"/>
           <w:szCs w:val="19"/>
+          <w:lang w:val="en-US"/>
         </w:rPr>
       </w:pPr>
       <w:r>
@@ -7306,6 +7307,7 @@
           <w:color w:val="000000"/>
           <w:sz w:val="19"/>
           <w:szCs w:val="19"/>
+          <w:lang w:val="en-US"/>
         </w:rPr>
         <w:t>TempData[</w:t>
       </w:r>
@@ -7315,6 +7317,7 @@
           <w:color w:val="A31515"/>
           <w:sz w:val="19"/>
           <w:szCs w:val="19"/>
+          <w:lang w:val="en-US"/>
         </w:rPr>
         <w:t>"Success"</w:t>
       </w:r>
@@ -7324,6 +7327,7 @@
           <w:color w:val="000000"/>
           <w:sz w:val="19"/>
           <w:szCs w:val="19"/>
+          <w:lang w:val="en-US"/>
         </w:rPr>
         <w:t xml:space="preserve">] = </w:t>
       </w:r>
@@ -7333,6 +7337,7 @@
           <w:color w:val="A31515"/>
           <w:sz w:val="19"/>
           <w:szCs w:val="19"/>
+          <w:lang w:val="en-US"/>
         </w:rPr>
         <w:t xml:space="preserve">$"Zombie </w:t>
       </w:r>
@@ -7342,6 +7347,7 @@
           <w:color w:val="000000"/>
           <w:sz w:val="19"/>
           <w:szCs w:val="19"/>
+          <w:lang w:val="en-US"/>
         </w:rPr>
         <w:t>{zombie.Name}</w:t>
       </w:r>
@@ -7351,6 +7357,7 @@
           <w:color w:val="A31515"/>
           <w:sz w:val="19"/>
           <w:szCs w:val="19"/>
+          <w:lang w:val="en-US"/>
         </w:rPr>
         <w:t xml:space="preserve"> added"</w:t>
       </w:r>
@@ -7360,6 +7367,7 @@
           <w:color w:val="000000"/>
           <w:sz w:val="19"/>
           <w:szCs w:val="19"/>
+          <w:lang w:val="en-US"/>
         </w:rPr>
         <w:t>;</w:t>
       </w:r>
@@ -7382,14 +7390,16 @@
           <w:color w:val="000000"/>
           <w:sz w:val="19"/>
           <w:szCs w:val="19"/>
-        </w:rPr>
-      </w:pPr>
-      <w:r>
-        <w:rPr>
-          <w:rFonts w:ascii="Cascadia Mono" w:hAnsi="Cascadia Mono" w:cs="Cascadia Mono"/>
-          <w:color w:val="000000"/>
-          <w:sz w:val="19"/>
-          <w:szCs w:val="19"/>
+          <w:lang w:val="en-US"/>
+        </w:rPr>
+      </w:pPr>
+      <w:r>
+        <w:rPr>
+          <w:rFonts w:ascii="Cascadia Mono" w:hAnsi="Cascadia Mono" w:cs="Cascadia Mono"/>
+          <w:color w:val="000000"/>
+          <w:sz w:val="19"/>
+          <w:szCs w:val="19"/>
+          <w:lang w:val="en-US"/>
         </w:rPr>
         <w:t xml:space="preserve">      </w:t>
       </w:r>
@@ -7399,6 +7409,7 @@
           <w:color w:val="000000"/>
           <w:sz w:val="19"/>
           <w:szCs w:val="19"/>
+          <w:lang w:val="en-US"/>
         </w:rPr>
         <w:t xml:space="preserve">  </w:t>
       </w:r>
@@ -7408,6 +7419,7 @@
           <w:color w:val="0000FF"/>
           <w:sz w:val="19"/>
           <w:szCs w:val="19"/>
+          <w:lang w:val="en-US"/>
         </w:rPr>
         <w:t>return</w:t>
       </w:r>
@@ -7417,6 +7429,7 @@
           <w:color w:val="000000"/>
           <w:sz w:val="19"/>
           <w:szCs w:val="19"/>
+          <w:lang w:val="en-US"/>
         </w:rPr>
         <w:t xml:space="preserve"> </w:t>
       </w:r>
@@ -7426,6 +7439,7 @@
           <w:color w:val="0000FF"/>
           <w:sz w:val="19"/>
           <w:szCs w:val="19"/>
+          <w:lang w:val="en-US"/>
         </w:rPr>
         <w:t>this</w:t>
       </w:r>
@@ -7435,6 +7449,7 @@
           <w:color w:val="000000"/>
           <w:sz w:val="19"/>
           <w:szCs w:val="19"/>
+          <w:lang w:val="en-US"/>
         </w:rPr>
         <w:t>.RedirectToAction(</w:t>
       </w:r>
@@ -7444,6 +7459,7 @@
           <w:color w:val="A31515"/>
           <w:sz w:val="19"/>
           <w:szCs w:val="19"/>
+          <w:lang w:val="en-US"/>
         </w:rPr>
         <w:t>"Index"</w:t>
       </w:r>
@@ -7453,6 +7469,7 @@
           <w:color w:val="000000"/>
           <w:sz w:val="19"/>
           <w:szCs w:val="19"/>
+          <w:lang w:val="en-US"/>
         </w:rPr>
         <w:t>);</w:t>
       </w:r>
@@ -7483,6 +7500,7 @@
           <w:color w:val="000000"/>
           <w:sz w:val="19"/>
           <w:szCs w:val="19"/>
+          <w:lang w:val="en-US"/>
         </w:rPr>
         <w:t xml:space="preserve"> </w:t>
       </w:r>
@@ -7492,6 +7510,7 @@
           <w:color w:val="000000"/>
           <w:sz w:val="19"/>
           <w:szCs w:val="19"/>
+          <w:lang w:val="en-US"/>
         </w:rPr>
         <w:t xml:space="preserve">   </w:t>
       </w:r>
@@ -16589,14 +16608,16 @@
           <w:color w:val="000000"/>
           <w:sz w:val="19"/>
           <w:szCs w:val="19"/>
-        </w:rPr>
-      </w:pPr>
-      <w:r>
-        <w:rPr>
-          <w:rFonts w:ascii="Cascadia Mono" w:hAnsi="Cascadia Mono" w:cs="Cascadia Mono"/>
-          <w:color w:val="0000FF"/>
-          <w:sz w:val="19"/>
-          <w:szCs w:val="19"/>
+          <w:lang w:val="en-US"/>
+        </w:rPr>
+      </w:pPr>
+      <w:r>
+        <w:rPr>
+          <w:rFonts w:ascii="Cascadia Mono" w:hAnsi="Cascadia Mono" w:cs="Cascadia Mono"/>
+          <w:color w:val="0000FF"/>
+          <w:sz w:val="19"/>
+          <w:szCs w:val="19"/>
+          <w:lang w:val="en-US"/>
         </w:rPr>
         <w:t>if</w:t>
       </w:r>
@@ -16606,6 +16627,7 @@
           <w:color w:val="000000"/>
           <w:sz w:val="19"/>
           <w:szCs w:val="19"/>
+          <w:lang w:val="en-US"/>
         </w:rPr>
         <w:t xml:space="preserve"> (ModelState.IsValid)</w:t>
       </w:r>
@@ -16629,14 +16651,16 @@
           <w:color w:val="000000"/>
           <w:sz w:val="19"/>
           <w:szCs w:val="19"/>
-        </w:rPr>
-      </w:pPr>
-      <w:r>
-        <w:rPr>
-          <w:rFonts w:ascii="Cascadia Mono" w:hAnsi="Cascadia Mono" w:cs="Cascadia Mono"/>
-          <w:color w:val="000000"/>
-          <w:sz w:val="19"/>
-          <w:szCs w:val="19"/>
+          <w:lang w:val="en-US"/>
+        </w:rPr>
+      </w:pPr>
+      <w:r>
+        <w:rPr>
+          <w:rFonts w:ascii="Cascadia Mono" w:hAnsi="Cascadia Mono" w:cs="Cascadia Mono"/>
+          <w:color w:val="000000"/>
+          <w:sz w:val="19"/>
+          <w:szCs w:val="19"/>
+          <w:lang w:val="en-US"/>
         </w:rPr>
         <w:t>{</w:t>
       </w:r>
@@ -16660,14 +16684,16 @@
           <w:color w:val="000000"/>
           <w:sz w:val="19"/>
           <w:szCs w:val="19"/>
-        </w:rPr>
-      </w:pPr>
-      <w:r>
-        <w:rPr>
-          <w:rFonts w:ascii="Cascadia Mono" w:hAnsi="Cascadia Mono" w:cs="Cascadia Mono"/>
-          <w:color w:val="000000"/>
-          <w:sz w:val="19"/>
-          <w:szCs w:val="19"/>
+          <w:lang w:val="en-US"/>
+        </w:rPr>
+      </w:pPr>
+      <w:r>
+        <w:rPr>
+          <w:rFonts w:ascii="Cascadia Mono" w:hAnsi="Cascadia Mono" w:cs="Cascadia Mono"/>
+          <w:color w:val="000000"/>
+          <w:sz w:val="19"/>
+          <w:szCs w:val="19"/>
+          <w:lang w:val="en-US"/>
         </w:rPr>
         <w:t xml:space="preserve">    </w:t>
       </w:r>
@@ -16677,6 +16703,7 @@
           <w:color w:val="000000"/>
           <w:sz w:val="19"/>
           <w:szCs w:val="19"/>
+          <w:lang w:val="en-US"/>
         </w:rPr>
         <w:t>_baseDonnees.ZombieTypes.Add(zombieType);</w:t>
       </w:r>
@@ -16700,14 +16727,16 @@
           <w:color w:val="000000"/>
           <w:sz w:val="19"/>
           <w:szCs w:val="19"/>
-        </w:rPr>
-      </w:pPr>
-      <w:r>
-        <w:rPr>
-          <w:rFonts w:ascii="Cascadia Mono" w:hAnsi="Cascadia Mono" w:cs="Cascadia Mono"/>
-          <w:color w:val="000000"/>
-          <w:sz w:val="19"/>
-          <w:szCs w:val="19"/>
+          <w:lang w:val="en-US"/>
+        </w:rPr>
+      </w:pPr>
+      <w:r>
+        <w:rPr>
+          <w:rFonts w:ascii="Cascadia Mono" w:hAnsi="Cascadia Mono" w:cs="Cascadia Mono"/>
+          <w:color w:val="000000"/>
+          <w:sz w:val="19"/>
+          <w:szCs w:val="19"/>
+          <w:lang w:val="en-US"/>
         </w:rPr>
         <w:t xml:space="preserve">    </w:t>
       </w:r>
@@ -16718,6 +16747,7 @@
           <w:sz w:val="19"/>
           <w:szCs w:val="19"/>
           <w:highlight w:val="green"/>
+          <w:lang w:val="en-US"/>
         </w:rPr>
         <w:t>TempData[</w:t>
       </w:r>
@@ -16728,6 +16758,7 @@
           <w:sz w:val="19"/>
           <w:szCs w:val="19"/>
           <w:highlight w:val="green"/>
+          <w:lang w:val="en-US"/>
         </w:rPr>
         <w:t>"Success"</w:t>
       </w:r>
@@ -16738,6 +16769,7 @@
           <w:sz w:val="19"/>
           <w:szCs w:val="19"/>
           <w:highlight w:val="green"/>
+          <w:lang w:val="en-US"/>
         </w:rPr>
         <w:t xml:space="preserve">] = </w:t>
       </w:r>
@@ -16748,6 +16780,7 @@
           <w:sz w:val="19"/>
           <w:szCs w:val="19"/>
           <w:highlight w:val="green"/>
+          <w:lang w:val="en-US"/>
         </w:rPr>
         <w:t>$"</w:t>
       </w:r>
@@ -16758,6 +16791,7 @@
           <w:sz w:val="19"/>
           <w:szCs w:val="19"/>
           <w:highlight w:val="green"/>
+          <w:lang w:val="en-US"/>
         </w:rPr>
         <w:t>{zombieType.TypeName}</w:t>
       </w:r>
@@ -16768,6 +16802,7 @@
           <w:sz w:val="19"/>
           <w:szCs w:val="19"/>
           <w:highlight w:val="green"/>
+          <w:lang w:val="en-US"/>
         </w:rPr>
         <w:t xml:space="preserve"> zombie type added"</w:t>
       </w:r>
@@ -16778,6 +16813,7 @@
           <w:sz w:val="19"/>
           <w:szCs w:val="19"/>
           <w:highlight w:val="green"/>
+          <w:lang w:val="en-US"/>
         </w:rPr>
         <w:t>;</w:t>
       </w:r>
@@ -16809,6 +16845,7 @@
           <w:color w:val="000000"/>
           <w:sz w:val="19"/>
           <w:szCs w:val="19"/>
+          <w:lang w:val="en-US"/>
         </w:rPr>
         <w:t xml:space="preserve">    </w:t>
       </w:r>
@@ -29444,7 +29481,13 @@
         </w:numPr>
       </w:pPr>
       <w:r>
-        <w:t xml:space="preserve">Ex. Weapon’s Name </w:t>
+        <w:t xml:space="preserve">Ex. </w:t>
+      </w:r>
+      <w:r>
+        <w:t>Weapon’s Name</w:t>
+      </w:r>
+      <w:r>
+        <w:t xml:space="preserve"> </w:t>
       </w:r>
     </w:p>
     <w:p>
@@ -29475,6 +29518,9 @@
       </w:r>
       <w:r>
         <w:t xml:space="preserve"> par des espaces) s’il y en a une : </w:t>
+      </w:r>
+      <w:r>
+        <w:t>IM HERE</w:t>
       </w:r>
     </w:p>
     <w:p>
@@ -37677,7 +37723,6 @@
   <w:style w:type="character" w:default="1" w:styleId="Policepardfaut">
     <w:name w:val="Default Paragraph Font"/>
     <w:uiPriority w:val="1"/>
-    <w:semiHidden/>
     <w:unhideWhenUsed/>
   </w:style>
   <w:style w:type="table" w:default="1" w:styleId="TableauNormal">
@@ -38661,6 +38706,10 @@
 </file>
 
 <file path=customXml/item1.xml><?xml version="1.0" encoding="utf-8"?>
+<b:Sources xmlns:b="http://schemas.openxmlformats.org/officeDocument/2006/bibliography" xmlns="http://schemas.openxmlformats.org/officeDocument/2006/bibliography" SelectedStyle="\APASixthEditionOfficeOnline.xsl" StyleName="APA" Version="6"/>
+</file>
+
+<file path=customXml/item2.xml><?xml version="1.0" encoding="utf-8"?>
 <ct:contentTypeSchema xmlns:ct="http://schemas.microsoft.com/office/2006/metadata/contentType" xmlns:ma="http://schemas.microsoft.com/office/2006/metadata/properties/metaAttributes" ct:_="" ma:_="" ma:contentTypeName="Document" ma:contentTypeID="0x010100354AEAE9FD62D747A26A546E5B1B5735" ma:contentTypeVersion="7" ma:contentTypeDescription="Crée un document." ma:contentTypeScope="" ma:versionID="43b763fe9aa20b7a2976a5e019d82dbf">
   <xsd:schema xmlns:xsd="http://www.w3.org/2001/XMLSchema" xmlns:xs="http://www.w3.org/2001/XMLSchema" xmlns:p="http://schemas.microsoft.com/office/2006/metadata/properties" xmlns:ns2="071933db-0376-4694-9786-b56cb37c4ec2" targetNamespace="http://schemas.microsoft.com/office/2006/metadata/properties" ma:root="true" ma:fieldsID="d5c90ae6c1ec6ed317c9f5feddaf7a33" ns2:_="">
     <xsd:import namespace="071933db-0376-4694-9786-b56cb37c4ec2"/>
@@ -38824,17 +38873,7 @@
 </ct:contentTypeSchema>
 </file>
 
-<file path=customXml/item2.xml><?xml version="1.0" encoding="utf-8"?>
-<b:Sources xmlns:b="http://schemas.openxmlformats.org/officeDocument/2006/bibliography" xmlns="http://schemas.openxmlformats.org/officeDocument/2006/bibliography" SelectedStyle="\APASixthEditionOfficeOnline.xsl" StyleName="APA" Version="6"/>
-</file>
-
 <file path=customXml/item3.xml><?xml version="1.0" encoding="utf-8"?>
-<p:properties xmlns:p="http://schemas.microsoft.com/office/2006/metadata/properties" xmlns:xsi="http://www.w3.org/2001/XMLSchema-instance" xmlns:pc="http://schemas.microsoft.com/office/infopath/2007/PartnerControls">
-  <documentManagement/>
-</p:properties>
-</file>
-
-<file path=customXml/item4.xml><?xml version="1.0" encoding="utf-8"?>
 <?mso-contentType ?>
 <FormTemplates xmlns="http://schemas.microsoft.com/sharepoint/v3/contenttype/forms">
   <Display>DocumentLibraryForm</Display>
@@ -38843,7 +38882,21 @@
 </FormTemplates>
 </file>
 
+<file path=customXml/item4.xml><?xml version="1.0" encoding="utf-8"?>
+<p:properties xmlns:p="http://schemas.microsoft.com/office/2006/metadata/properties" xmlns:xsi="http://www.w3.org/2001/XMLSchema-instance" xmlns:pc="http://schemas.microsoft.com/office/infopath/2007/PartnerControls">
+  <documentManagement/>
+</p:properties>
+</file>
+
 <file path=customXml/itemProps1.xml><?xml version="1.0" encoding="utf-8"?>
+<ds:datastoreItem xmlns:ds="http://schemas.openxmlformats.org/officeDocument/2006/customXml" ds:itemID="{BA5DC8B6-1F73-4844-8DA8-B484D55D7FC3}">
+  <ds:schemaRefs>
+    <ds:schemaRef ds:uri="http://schemas.openxmlformats.org/officeDocument/2006/bibliography"/>
+  </ds:schemaRefs>
+</ds:datastoreItem>
+</file>
+
+<file path=customXml/itemProps2.xml><?xml version="1.0" encoding="utf-8"?>
 <ds:datastoreItem xmlns:ds="http://schemas.openxmlformats.org/officeDocument/2006/customXml" ds:itemID="{5C3A06EC-DC03-4D65-AA15-C6B9D68C1ED0}">
   <ds:schemaRefs>
     <ds:schemaRef ds:uri="http://schemas.microsoft.com/office/2006/metadata/contentType"/>
@@ -38861,27 +38914,19 @@
 </ds:datastoreItem>
 </file>
 
-<file path=customXml/itemProps2.xml><?xml version="1.0" encoding="utf-8"?>
-<ds:datastoreItem xmlns:ds="http://schemas.openxmlformats.org/officeDocument/2006/customXml" ds:itemID="{BA5DC8B6-1F73-4844-8DA8-B484D55D7FC3}">
+<file path=customXml/itemProps3.xml><?xml version="1.0" encoding="utf-8"?>
+<ds:datastoreItem xmlns:ds="http://schemas.openxmlformats.org/officeDocument/2006/customXml" ds:itemID="{F6194C16-5FE5-4670-BEC8-3D6DD9380312}">
   <ds:schemaRefs>
-    <ds:schemaRef ds:uri="http://schemas.openxmlformats.org/officeDocument/2006/bibliography"/>
+    <ds:schemaRef ds:uri="http://schemas.microsoft.com/sharepoint/v3/contenttype/forms"/>
   </ds:schemaRefs>
 </ds:datastoreItem>
 </file>
 
-<file path=customXml/itemProps3.xml><?xml version="1.0" encoding="utf-8"?>
+<file path=customXml/itemProps4.xml><?xml version="1.0" encoding="utf-8"?>
 <ds:datastoreItem xmlns:ds="http://schemas.openxmlformats.org/officeDocument/2006/customXml" ds:itemID="{2C36E056-BA2C-4A1F-9580-242C9B36FE70}">
   <ds:schemaRefs>
     <ds:schemaRef ds:uri="http://schemas.microsoft.com/office/2006/metadata/properties"/>
     <ds:schemaRef ds:uri="http://schemas.microsoft.com/office/infopath/2007/PartnerControls"/>
   </ds:schemaRefs>
 </ds:datastoreItem>
-</file>
-
-<file path=customXml/itemProps4.xml><?xml version="1.0" encoding="utf-8"?>
-<ds:datastoreItem xmlns:ds="http://schemas.openxmlformats.org/officeDocument/2006/customXml" ds:itemID="{F6194C16-5FE5-4670-BEC8-3D6DD9380312}">
-  <ds:schemaRefs>
-    <ds:schemaRef ds:uri="http://schemas.microsoft.com/sharepoint/v3/contenttype/forms"/>
-  </ds:schemaRefs>
-</ds:datastoreItem>
 </file>